--- a/Dispute Resolution/DRAFT - Visa Debit Dispute Management Procedure.docx
+++ b/Dispute Resolution/DRAFT - Visa Debit Dispute Management Procedure.docx
@@ -2883,7 +2883,7 @@
               <w:rPr>
                 <w:b w:val="0"/>
               </w:rPr>
-              <w:t>Investigates and manages non-fraud (recognized/authorized) disputes, prepares case documentation, submits eligible disputes to Central 1, monitors Acquirer responses and escalations, and manages dispute outcomes and recoveries for non-fraud cases. Refers to the Visa Debit Card Non-Fraud Investigation Process for detailed investigation steps.</w:t>
+              <w:t>Investigates and manages non-fraud (recognized/authorized transactions) disputes referred via the ATM / POS trace, prepares case documentation, submits eligible disputes to Central 1, monitors Acquirer responses and escalations, and manages dispute outcomes and recoveries for non-fraud cases. Refers to the Visa Debit Card Non-Fraud Investigation Process for detailed investigation steps.</w:t>
             </w:r>
           </w:p>
         </w:tc>
@@ -2913,7 +2913,7 @@
               <w:rPr>
                 <w:b w:val="0"/>
               </w:rPr>
-              <w:t>Investigates and manages fraud (unrecognized/unauthorized) disputes referred via the Fraud Intake Form (FIF), prepares case documentation, submits eligible disputes to Central 1, monitors Acquirer responses and escalations, and manages dispute outcomes and recoveries for fraud cases. Refers to the Visa Debit Card Fraud Investigation Process for detailed investigation steps.</w:t>
+              <w:t>Investigates and manages fraud (unrecognized/unauthorized transactions) disputes referred via the Fraud Intake Form (FIF), prepares case documentation, submits eligible disputes to Central 1, monitors Acquirer responses and escalations, and manages dispute outcomes and recoveries for fraud cases. Refers to the Visa Debit Card Fraud Investigation Process for detailed investigation steps.</w:t>
             </w:r>
           </w:p>
         </w:tc>

--- a/Dispute Resolution/DRAFT - Visa Debit Dispute Management Procedure.docx
+++ b/Dispute Resolution/DRAFT - Visa Debit Dispute Management Procedure.docx
@@ -2755,7 +2755,7 @@
         <w:t xml:space="preserve">Member-Reported Dispute: </w:t>
       </w:r>
       <w:r>
-        <w:t>occurs when a member contacts the Contact Centre or a branch to dispute a Visa Debit Card transaction.</w:t>
+        <w:t>occurs when a member contacts the Contact Centre or a Branch to dispute a Visa Debit Card transaction.</w:t>
       </w:r>
     </w:p>
     <w:p>
@@ -2853,7 +2853,7 @@
               <w:rPr>
                 <w:b w:val="0"/>
               </w:rPr>
-              <w:t>Front-line Contact Centre and branch staff who receive the member's dispute claim, verify the cardholder and impacted transaction(s), administer the Visa Debit Dispute Questions to determine transaction recognition and authorization, perform initial account security actions (block/reissue) where required, and create and assign the case.</w:t>
+              <w:t>Front-line Contact Centre and Branch staff who receive the member's dispute claim, verify the cardholder and impacted transaction(s), administer the Visa Debit Dispute Questions to determine transaction recognition and authorization, perform initial account security actions (block/reissue) where required, and create and assign the case.</w:t>
             </w:r>
           </w:p>
         </w:tc>
@@ -3182,7 +3182,7 @@
     </w:p>
     <w:p>
       <w:r>
-        <w:t>The visual overview below provides the end-to-end process for a member contacting the Contact Centre or a branch to initiate a Visa Debit Card dispute. This stage is owned by Growth.</w:t>
+        <w:t>The visual overview below provides the end-to-end process for a member contacting the Contact Centre or a Branch to initiate a Visa Debit Card dispute. This stage is owned by Growth.</w:t>
       </w:r>
     </w:p>
     <w:p>
@@ -3255,12 +3255,12 @@
         <w:rPr>
           <w:sz w:val="28"/>
         </w:rPr>
-        <w:t>4.2.1 Receive, Verify, and Record the Claim</w:t>
-      </w:r>
-    </w:p>
-    <w:p>
-      <w:r>
-        <w:t>Upon a member contacting the Contact Centre or a branch to dispute a Visa Debit Card transaction, the Growth Team member should:</w:t>
+        <w:t>4.2.1 Receive and Verify the Member</w:t>
+      </w:r>
+    </w:p>
+    <w:p>
+      <w:r>
+        <w:t>Upon a member contacting the Contact Centre or a Branch to dispute a Visa Debit Card transaction, the Growth Team member should:</w:t>
       </w:r>
     </w:p>
     <w:p>
@@ -3272,7 +3272,7 @@
         </w:numPr>
       </w:pPr>
       <w:r>
-        <w:t>Receive the member's dispute claim via the Contact Centre or branch.</w:t>
+        <w:t>Receive the member's dispute claim via the Contact Centre or Branch.</w:t>
       </w:r>
     </w:p>
     <w:p>
@@ -3284,43 +3284,25 @@
         </w:numPr>
       </w:pPr>
       <w:r>
-        <w:t>Verify the cardholder's identity and confirm the member is authenticated. If the member cannot be authenticated, do not proceed with intake.</w:t>
-      </w:r>
-    </w:p>
-    <w:p>
-      <w:pPr>
-        <w:pStyle w:val="ListParagraph"/>
-        <w:numPr>
-          <w:ilvl w:val="0"/>
-          <w:numId w:val="1000"/>
-        </w:numPr>
-      </w:pPr>
-      <w:r>
-        <w:t>Record the reason for the dispute (fraud or non-fraud), transaction date(s), amount(s), merchant information, and other relevant details.</w:t>
-      </w:r>
-    </w:p>
-    <w:p>
-      <w:pPr>
-        <w:pStyle w:val="ListParagraph"/>
-        <w:numPr>
-          <w:ilvl w:val="0"/>
-          <w:numId w:val="1000"/>
-        </w:numPr>
-      </w:pPr>
-      <w:r>
-        <w:t>Block or reissue the Visa Debit Card if account security is at risk.</w:t>
-      </w:r>
-    </w:p>
-    <w:p>
-      <w:pPr>
-        <w:pStyle w:val="ListParagraph"/>
-        <w:numPr>
-          <w:ilvl w:val="0"/>
-          <w:numId w:val="1000"/>
-        </w:numPr>
-      </w:pPr>
-      <w:r>
-        <w:t>Create a case, add any required notices, and assign case ownership.</w:t>
+        <w:rPr>
+          <w:b w:val="0"/>
+          <w:i w:val="0"/>
+        </w:rPr>
+        <w:t xml:space="preserve">Verify the cardholder's identity and confirm the member is authenticated, </w:t>
+      </w:r>
+      <w:r>
+        <w:rPr>
+          <w:b w:val="0"/>
+          <w:i/>
+        </w:rPr>
+        <w:t>per Beem's existing member authentication procedures [TBC — reference to be confirmed]</w:t>
+      </w:r>
+      <w:r>
+        <w:rPr>
+          <w:b w:val="0"/>
+          <w:i w:val="0"/>
+        </w:rPr>
+        <w:t>. If the member cannot be authenticated, do not proceed with intake.</w:t>
       </w:r>
     </w:p>
     <w:p>
@@ -3522,7 +3504,7 @@
     </w:p>
     <w:p>
       <w:r>
-        <w:t>The Growth Team member should then fill out the existing POS/ATM trace form, record the member's narrative, and hand off the case to the Payment Services team. See the Current Process — How to Initiate an ATM &amp; POS Trace for the detailed trace form completion steps.</w:t>
+        <w:t>The Growth Team member should then fill out the existing POS/ATM trace form, record the member's narrative, create the case, add any required notices, and hand off the case to the Payment Services team. See the Current Process — How to Initiate an ATM &amp; POS Trace for the detailed trace form completion steps.</w:t>
       </w:r>
     </w:p>
     <w:p>
@@ -3538,12 +3520,12 @@
         <w:rPr>
           <w:sz w:val="28"/>
         </w:rPr>
-        <w:t>4.2.4 If Unrecognized or Unauthorized (Fraud) — Confirm Card and Credential Security</w:t>
-      </w:r>
-    </w:p>
-    <w:p>
-      <w:r>
-        <w:t>If the member does not recognize or did not authorize the transaction, the Growth Team member should also ask:</w:t>
+        <w:t>4.2.4 If Unrecognized or Unauthorized (Fraud) — Secure the Account and Confirm Card and Credential Security</w:t>
+      </w:r>
+    </w:p>
+    <w:p>
+      <w:r>
+        <w:t>Once the transaction is determined to be unrecognized or unauthorized, the Growth Team member should first secure the member's account:</w:t>
       </w:r>
     </w:p>
     <w:p>
@@ -3556,6 +3538,41 @@
       </w:pPr>
       <w:r>
         <w:rPr>
+          <w:b w:val="0"/>
+          <w:i w:val="0"/>
+        </w:rPr>
+        <w:t xml:space="preserve">Block or reissue the Visa Debit Card </w:t>
+      </w:r>
+      <w:r>
+        <w:rPr>
+          <w:b w:val="0"/>
+          <w:i/>
+        </w:rPr>
+        <w:t>[TBC — system to be confirmed, e.g., DNA]</w:t>
+      </w:r>
+      <w:r>
+        <w:rPr>
+          <w:b w:val="0"/>
+          <w:i w:val="0"/>
+        </w:rPr>
+        <w:t xml:space="preserve"> and set the card status to “HOT”.</w:t>
+      </w:r>
+    </w:p>
+    <w:p>
+      <w:r>
+        <w:t>The Growth Team member should then ask:</w:t>
+      </w:r>
+    </w:p>
+    <w:p>
+      <w:pPr>
+        <w:pStyle w:val="ListParagraph"/>
+        <w:numPr>
+          <w:ilvl w:val="0"/>
+          <w:numId w:val="1004"/>
+        </w:numPr>
+      </w:pPr>
+      <w:r>
+        <w:rPr>
           <w:b/>
           <w:i w:val="0"/>
         </w:rPr>
@@ -3570,7 +3587,7 @@
         <w:pStyle w:val="ListParagraph"/>
         <w:numPr>
           <w:ilvl w:val="0"/>
-          <w:numId w:val="1003"/>
+          <w:numId w:val="1004"/>
         </w:numPr>
       </w:pPr>
       <w:r>
@@ -3589,7 +3606,7 @@
         <w:pStyle w:val="ListParagraph"/>
         <w:numPr>
           <w:ilvl w:val="0"/>
-          <w:numId w:val="1003"/>
+          <w:numId w:val="1004"/>
         </w:numPr>
       </w:pPr>
       <w:r>
@@ -3605,7 +3622,7 @@
     </w:p>
     <w:p>
       <w:r>
-        <w:t>The Growth Team member should then follow existing fraud procedures (e.g., Account Takeover, scams, etc.), including completing the Fraud Intake Form (FIF) — see the Fraud Intake Form Procedures — and hand off the case to the Fraud Prevention team.</w:t>
+        <w:t>The Growth Team member should then follow existing fraud procedures (e.g., Account Takeover, scams, etc.), including completing the Fraud Intake Form (FIF) — see the Fraud Intake Form Procedures — which creates the case and hands it off to the Fraud Prevention team.</w:t>
       </w:r>
     </w:p>
     <w:p>
@@ -3738,7 +3755,7 @@
         <w:pStyle w:val="ListParagraph"/>
         <w:numPr>
           <w:ilvl w:val="0"/>
-          <w:numId w:val="1004"/>
+          <w:numId w:val="1005"/>
         </w:numPr>
       </w:pPr>
       <w:r>
@@ -3750,7 +3767,7 @@
         <w:pStyle w:val="ListParagraph"/>
         <w:numPr>
           <w:ilvl w:val="0"/>
-          <w:numId w:val="1004"/>
+          <w:numId w:val="1005"/>
         </w:numPr>
       </w:pPr>
       <w:r>
@@ -4290,7 +4307,7 @@
         <w:pStyle w:val="ListParagraph"/>
         <w:numPr>
           <w:ilvl w:val="0"/>
-          <w:numId w:val="1005"/>
+          <w:numId w:val="1006"/>
         </w:numPr>
       </w:pPr>
       <w:r>
@@ -4302,7 +4319,7 @@
         <w:pStyle w:val="ListParagraph"/>
         <w:numPr>
           <w:ilvl w:val="0"/>
-          <w:numId w:val="1005"/>
+          <w:numId w:val="1006"/>
         </w:numPr>
       </w:pPr>
       <w:r>
@@ -4314,7 +4331,7 @@
         <w:pStyle w:val="ListParagraph"/>
         <w:numPr>
           <w:ilvl w:val="0"/>
-          <w:numId w:val="1005"/>
+          <w:numId w:val="1006"/>
         </w:numPr>
       </w:pPr>
       <w:r>
@@ -4326,7 +4343,7 @@
         <w:pStyle w:val="ListParagraph"/>
         <w:numPr>
           <w:ilvl w:val="0"/>
-          <w:numId w:val="1005"/>
+          <w:numId w:val="1006"/>
         </w:numPr>
       </w:pPr>
       <w:r>
@@ -4458,7 +4475,7 @@
         <w:pStyle w:val="ListParagraph"/>
         <w:numPr>
           <w:ilvl w:val="0"/>
-          <w:numId w:val="1006"/>
+          <w:numId w:val="1007"/>
         </w:numPr>
       </w:pPr>
       <w:r>
@@ -4470,7 +4487,7 @@
         <w:pStyle w:val="ListParagraph"/>
         <w:numPr>
           <w:ilvl w:val="0"/>
-          <w:numId w:val="1006"/>
+          <w:numId w:val="1007"/>
         </w:numPr>
       </w:pPr>
       <w:r>
@@ -4601,7 +4618,7 @@
         <w:pStyle w:val="ListParagraph"/>
         <w:numPr>
           <w:ilvl w:val="0"/>
-          <w:numId w:val="1007"/>
+          <w:numId w:val="1008"/>
         </w:numPr>
       </w:pPr>
       <w:r>
@@ -4613,7 +4630,7 @@
         <w:pStyle w:val="ListParagraph"/>
         <w:numPr>
           <w:ilvl w:val="0"/>
-          <w:numId w:val="1007"/>
+          <w:numId w:val="1008"/>
         </w:numPr>
       </w:pPr>
       <w:r>
@@ -4625,7 +4642,7 @@
         <w:pStyle w:val="ListParagraph"/>
         <w:numPr>
           <w:ilvl w:val="0"/>
-          <w:numId w:val="1007"/>
+          <w:numId w:val="1008"/>
         </w:numPr>
       </w:pPr>
       <w:r>
@@ -4637,7 +4654,7 @@
         <w:pStyle w:val="ListParagraph"/>
         <w:numPr>
           <w:ilvl w:val="0"/>
-          <w:numId w:val="1007"/>
+          <w:numId w:val="1008"/>
         </w:numPr>
       </w:pPr>
       <w:r>
@@ -4826,7 +4843,7 @@
         <w:pStyle w:val="ListParagraph"/>
         <w:numPr>
           <w:ilvl w:val="0"/>
-          <w:numId w:val="1008"/>
+          <w:numId w:val="1009"/>
         </w:numPr>
       </w:pPr>
       <w:r>
@@ -4838,7 +4855,7 @@
         <w:pStyle w:val="ListParagraph"/>
         <w:numPr>
           <w:ilvl w:val="0"/>
-          <w:numId w:val="1008"/>
+          <w:numId w:val="1009"/>
         </w:numPr>
       </w:pPr>
       <w:r>
@@ -4871,7 +4888,7 @@
         <w:pStyle w:val="ListParagraph"/>
         <w:numPr>
           <w:ilvl w:val="0"/>
-          <w:numId w:val="1009"/>
+          <w:numId w:val="1010"/>
         </w:numPr>
       </w:pPr>
       <w:r>
@@ -4883,7 +4900,7 @@
         <w:pStyle w:val="ListParagraph"/>
         <w:numPr>
           <w:ilvl w:val="0"/>
-          <w:numId w:val="1009"/>
+          <w:numId w:val="1010"/>
         </w:numPr>
       </w:pPr>
       <w:r>
@@ -4916,7 +4933,7 @@
         <w:pStyle w:val="ListParagraph"/>
         <w:numPr>
           <w:ilvl w:val="0"/>
-          <w:numId w:val="1010"/>
+          <w:numId w:val="1011"/>
         </w:numPr>
       </w:pPr>
       <w:r>
@@ -4928,7 +4945,7 @@
         <w:pStyle w:val="ListParagraph"/>
         <w:numPr>
           <w:ilvl w:val="0"/>
-          <w:numId w:val="1010"/>
+          <w:numId w:val="1011"/>
         </w:numPr>
       </w:pPr>
       <w:r>
@@ -4961,7 +4978,7 @@
         <w:pStyle w:val="ListParagraph"/>
         <w:numPr>
           <w:ilvl w:val="0"/>
-          <w:numId w:val="1011"/>
+          <w:numId w:val="1012"/>
         </w:numPr>
       </w:pPr>
       <w:r>
@@ -4973,7 +4990,7 @@
         <w:pStyle w:val="ListParagraph"/>
         <w:numPr>
           <w:ilvl w:val="0"/>
-          <w:numId w:val="1011"/>
+          <w:numId w:val="1012"/>
         </w:numPr>
       </w:pPr>
       <w:r>
@@ -4985,7 +5002,7 @@
         <w:pStyle w:val="ListParagraph"/>
         <w:numPr>
           <w:ilvl w:val="0"/>
-          <w:numId w:val="1011"/>
+          <w:numId w:val="1012"/>
         </w:numPr>
       </w:pPr>
       <w:r>
@@ -5714,6 +5731,94 @@
                 <w:b w:val="0"/>
               </w:rPr>
               <w:t>The provisional credit will be issued in parallel with the investigation, to meet the 2 business day Visa SLA.</w:t>
+            </w:r>
+          </w:p>
+        </w:tc>
+      </w:tr>
+      <w:tr>
+        <w:tc>
+          <w:tcPr>
+            <w:tcW w:type="dxa" w:w="3120"/>
+          </w:tcPr>
+          <w:p>
+            <w:r/>
+            <w:r>
+              <w:rPr>
+                <w:b w:val="0"/>
+              </w:rPr>
+              <w:t>TBC-01</w:t>
+            </w:r>
+          </w:p>
+        </w:tc>
+        <w:tc>
+          <w:tcPr>
+            <w:tcW w:type="dxa" w:w="3120"/>
+          </w:tcPr>
+          <w:p>
+            <w:r/>
+            <w:r>
+              <w:rPr>
+                <w:b w:val="0"/>
+              </w:rPr>
+              <w:t>Open Item</w:t>
+            </w:r>
+          </w:p>
+        </w:tc>
+        <w:tc>
+          <w:tcPr>
+            <w:tcW w:type="dxa" w:w="3120"/>
+          </w:tcPr>
+          <w:p>
+            <w:r/>
+            <w:r>
+              <w:rPr>
+                <w:b w:val="0"/>
+              </w:rPr>
+              <w:t>Reference document for member authentication procedures (Stage 1, Section 4.2.1) to be confirmed.</w:t>
+            </w:r>
+          </w:p>
+        </w:tc>
+      </w:tr>
+      <w:tr>
+        <w:tc>
+          <w:tcPr>
+            <w:tcW w:type="dxa" w:w="3120"/>
+          </w:tcPr>
+          <w:p>
+            <w:r/>
+            <w:r>
+              <w:rPr>
+                <w:b w:val="0"/>
+              </w:rPr>
+              <w:t>TBC-02</w:t>
+            </w:r>
+          </w:p>
+        </w:tc>
+        <w:tc>
+          <w:tcPr>
+            <w:tcW w:type="dxa" w:w="3120"/>
+          </w:tcPr>
+          <w:p>
+            <w:r/>
+            <w:r>
+              <w:rPr>
+                <w:b w:val="0"/>
+              </w:rPr>
+              <w:t>Open Item</w:t>
+            </w:r>
+          </w:p>
+        </w:tc>
+        <w:tc>
+          <w:tcPr>
+            <w:tcW w:type="dxa" w:w="3120"/>
+          </w:tcPr>
+          <w:p>
+            <w:r/>
+            <w:r>
+              <w:rPr>
+                <w:b w:val="0"/>
+              </w:rPr>
+              <w:t>System used to block/reissue the Visa Debit Card and set it to “HOT” status (Stage 1, Section 4.2.4) to be confirmed — believed to be DNA.</w:t>
             </w:r>
           </w:p>
         </w:tc>
@@ -13680,6 +13785,9 @@
     <w:abstractNumId w:val="22"/>
   </w:num>
   <w:num w:numId="1011">
+    <w:abstractNumId w:val="22"/>
+  </w:num>
+  <w:num w:numId="1012">
     <w:abstractNumId w:val="22"/>
   </w:num>
   <w:numIdMacAtCleanup w:val="57"/>

--- a/Dispute Resolution/DRAFT - Visa Debit Dispute Management Procedure.docx
+++ b/Dispute Resolution/DRAFT - Visa Debit Dispute Management Procedure.docx
@@ -3323,7 +3323,7 @@
     </w:p>
     <w:p>
       <w:r>
-        <w:t>To determine whether the disputed transaction is recognized/authorized (Non-Fraud) or unrecognized/unauthorized (Fraud), the Growth Team member should ask Questions 1-3 of the Visa Debit Dispute Questions below:</w:t>
+        <w:t>To confirm the transaction has posted and determine whether it is recognized/authorized (Non-Fraud) or unrecognized/unauthorized (Fraud), the Growth Team member should ask Questions 1-3 of the Visa Debit Dispute Questions below:</w:t>
       </w:r>
     </w:p>
     <w:p>
@@ -3342,7 +3342,45 @@
         <w:t>Confirm transaction posting</w:t>
       </w:r>
       <w:r>
-        <w:t xml:space="preserve"> — has the transaction posted to the member's account? If not yet posted, advise the member to wait until the transaction posts before a dispute can be filed.</w:t>
+        <w:t xml:space="preserve"> — has the transaction posted to the member's account?</w:t>
+      </w:r>
+    </w:p>
+    <w:p>
+      <w:pPr>
+        <w:pStyle w:val="ListParagraph"/>
+        <w:numPr>
+          <w:ilvl w:val="1"/>
+          <w:numId w:val="1001"/>
+        </w:numPr>
+      </w:pPr>
+      <w:r>
+        <w:rPr>
+          <w:b/>
+          <w:i w:val="0"/>
+        </w:rPr>
+        <w:t xml:space="preserve">If not yet posted: </w:t>
+      </w:r>
+      <w:r>
+        <w:t>advise the member to wait until the transaction posts before a dispute can be filed.</w:t>
+      </w:r>
+    </w:p>
+    <w:p>
+      <w:pPr>
+        <w:pStyle w:val="ListParagraph"/>
+        <w:numPr>
+          <w:ilvl w:val="1"/>
+          <w:numId w:val="1001"/>
+        </w:numPr>
+      </w:pPr>
+      <w:r>
+        <w:rPr>
+          <w:b/>
+          <w:i w:val="0"/>
+        </w:rPr>
+        <w:t xml:space="preserve">If posted: </w:t>
+      </w:r>
+      <w:r>
+        <w:t>proceed to Question 2.</w:t>
       </w:r>
     </w:p>
     <w:p>
@@ -3368,6 +3406,44 @@
       <w:pPr>
         <w:pStyle w:val="ListParagraph"/>
         <w:numPr>
+          <w:ilvl w:val="1"/>
+          <w:numId w:val="1001"/>
+        </w:numPr>
+      </w:pPr>
+      <w:r>
+        <w:rPr>
+          <w:b/>
+          <w:i w:val="0"/>
+        </w:rPr>
+        <w:t xml:space="preserve">If the member authorized the transaction and/or recognizes the merchant: </w:t>
+      </w:r>
+      <w:r>
+        <w:t>this indicates a Non-Fraud dispute. Proceed to Question 3, then Section 4.2.3 — If Recognized (Non-Fraud).</w:t>
+      </w:r>
+    </w:p>
+    <w:p>
+      <w:pPr>
+        <w:pStyle w:val="ListParagraph"/>
+        <w:numPr>
+          <w:ilvl w:val="1"/>
+          <w:numId w:val="1001"/>
+        </w:numPr>
+      </w:pPr>
+      <w:r>
+        <w:rPr>
+          <w:b/>
+          <w:i w:val="0"/>
+        </w:rPr>
+        <w:t xml:space="preserve">If the member did not authorize the transaction and/or does not recognize the merchant: </w:t>
+      </w:r>
+      <w:r>
+        <w:t>this indicates a Fraud dispute. Proceed to Question 3, then Section 4.2.4 — If Unrecognized or Unauthorized (Fraud).</w:t>
+      </w:r>
+    </w:p>
+    <w:p>
+      <w:pPr>
+        <w:pStyle w:val="ListParagraph"/>
+        <w:numPr>
           <w:ilvl w:val="0"/>
           <w:numId w:val="1001"/>
         </w:numPr>
@@ -3381,47 +3457,6 @@
       </w:r>
       <w:r>
         <w:t xml:space="preserve"> — what are the date, amount, and merchant name of the disputed transaction?</w:t>
-      </w:r>
-    </w:p>
-    <w:p>
-      <w:r>
-        <w:t>Based on the member's responses, determine whether the transaction is recognized (Non-Fraud) or unrecognized/unauthorized (Fraud):</w:t>
-      </w:r>
-    </w:p>
-    <w:p>
-      <w:pPr>
-        <w:numPr>
-          <w:ilvl w:val="0"/>
-          <w:numId w:val="24"/>
-        </w:numPr>
-      </w:pPr>
-      <w:r>
-        <w:rPr>
-          <w:b/>
-          <w:i w:val="0"/>
-        </w:rPr>
-        <w:t xml:space="preserve">If recognized/authorized (Non-Fraud): </w:t>
-      </w:r>
-      <w:r>
-        <w:t>ask the Non-Fraud follow-up questions below, then fill out the existing POS/ATM trace form, record the narrative, and hand off to the Payment Services team.</w:t>
-      </w:r>
-    </w:p>
-    <w:p>
-      <w:pPr>
-        <w:numPr>
-          <w:ilvl w:val="0"/>
-          <w:numId w:val="24"/>
-        </w:numPr>
-      </w:pPr>
-      <w:r>
-        <w:rPr>
-          <w:b/>
-          <w:i w:val="0"/>
-        </w:rPr>
-        <w:t xml:space="preserve">If unrecognized/unauthorized (Fraud): </w:t>
-      </w:r>
-      <w:r>
-        <w:t>ask the Fraud follow-up questions below, then follow existing fraud procedures (e.g., Account Takeover, scams, etc.), including completing the Fraud Intake Form (FIF) — see the Fraud Intake Form Procedures — and hand off to the Fraud Prevention team.</w:t>
       </w:r>
     </w:p>
     <w:p>
@@ -13753,42 +13788,120 @@
   </w:num>
   <w:num w:numId="1000">
     <w:abstractNumId w:val="22"/>
+    <w:lvlOverride w:ilvl="0">
+      <w:startOverride w:val="1"/>
+    </w:lvlOverride>
+    <w:lvlOverride w:ilvl="1">
+      <w:startOverride w:val="1"/>
+    </w:lvlOverride>
   </w:num>
   <w:num w:numId="1001">
     <w:abstractNumId w:val="22"/>
+    <w:lvlOverride w:ilvl="0">
+      <w:startOverride w:val="1"/>
+    </w:lvlOverride>
+    <w:lvlOverride w:ilvl="1">
+      <w:startOverride w:val="1"/>
+    </w:lvlOverride>
   </w:num>
   <w:num w:numId="1002">
     <w:abstractNumId w:val="22"/>
+    <w:lvlOverride w:ilvl="0">
+      <w:startOverride w:val="1"/>
+    </w:lvlOverride>
+    <w:lvlOverride w:ilvl="1">
+      <w:startOverride w:val="1"/>
+    </w:lvlOverride>
   </w:num>
   <w:num w:numId="1003">
     <w:abstractNumId w:val="22"/>
+    <w:lvlOverride w:ilvl="0">
+      <w:startOverride w:val="1"/>
+    </w:lvlOverride>
+    <w:lvlOverride w:ilvl="1">
+      <w:startOverride w:val="1"/>
+    </w:lvlOverride>
   </w:num>
   <w:num w:numId="1004">
     <w:abstractNumId w:val="22"/>
+    <w:lvlOverride w:ilvl="0">
+      <w:startOverride w:val="1"/>
+    </w:lvlOverride>
+    <w:lvlOverride w:ilvl="1">
+      <w:startOverride w:val="1"/>
+    </w:lvlOverride>
   </w:num>
   <w:num w:numId="1005">
     <w:abstractNumId w:val="22"/>
+    <w:lvlOverride w:ilvl="0">
+      <w:startOverride w:val="1"/>
+    </w:lvlOverride>
+    <w:lvlOverride w:ilvl="1">
+      <w:startOverride w:val="1"/>
+    </w:lvlOverride>
   </w:num>
   <w:num w:numId="1006">
     <w:abstractNumId w:val="22"/>
+    <w:lvlOverride w:ilvl="0">
+      <w:startOverride w:val="1"/>
+    </w:lvlOverride>
+    <w:lvlOverride w:ilvl="1">
+      <w:startOverride w:val="1"/>
+    </w:lvlOverride>
   </w:num>
   <w:num w:numId="1007">
     <w:abstractNumId w:val="22"/>
+    <w:lvlOverride w:ilvl="0">
+      <w:startOverride w:val="1"/>
+    </w:lvlOverride>
+    <w:lvlOverride w:ilvl="1">
+      <w:startOverride w:val="1"/>
+    </w:lvlOverride>
   </w:num>
   <w:num w:numId="1008">
     <w:abstractNumId w:val="22"/>
+    <w:lvlOverride w:ilvl="0">
+      <w:startOverride w:val="1"/>
+    </w:lvlOverride>
+    <w:lvlOverride w:ilvl="1">
+      <w:startOverride w:val="1"/>
+    </w:lvlOverride>
   </w:num>
   <w:num w:numId="1009">
     <w:abstractNumId w:val="22"/>
+    <w:lvlOverride w:ilvl="0">
+      <w:startOverride w:val="1"/>
+    </w:lvlOverride>
+    <w:lvlOverride w:ilvl="1">
+      <w:startOverride w:val="1"/>
+    </w:lvlOverride>
   </w:num>
   <w:num w:numId="1010">
     <w:abstractNumId w:val="22"/>
+    <w:lvlOverride w:ilvl="0">
+      <w:startOverride w:val="1"/>
+    </w:lvlOverride>
+    <w:lvlOverride w:ilvl="1">
+      <w:startOverride w:val="1"/>
+    </w:lvlOverride>
   </w:num>
   <w:num w:numId="1011">
     <w:abstractNumId w:val="22"/>
+    <w:lvlOverride w:ilvl="0">
+      <w:startOverride w:val="1"/>
+    </w:lvlOverride>
+    <w:lvlOverride w:ilvl="1">
+      <w:startOverride w:val="1"/>
+    </w:lvlOverride>
   </w:num>
   <w:num w:numId="1012">
     <w:abstractNumId w:val="22"/>
+    <w:lvlOverride w:ilvl="0">
+      <w:startOverride w:val="1"/>
+    </w:lvlOverride>
+    <w:lvlOverride w:ilvl="1">
+      <w:startOverride w:val="1"/>
+    </w:lvlOverride>
   </w:num>
   <w:numIdMacAtCleanup w:val="57"/>
 </w:numbering>

--- a/Dispute Resolution/DRAFT - Visa Debit Dispute Management Procedure.docx
+++ b/Dispute Resolution/DRAFT - Visa Debit Dispute Management Procedure.docx
@@ -3323,7 +3323,7 @@
     </w:p>
     <w:p>
       <w:r>
-        <w:t>To confirm the transaction has posted and determine whether it is recognized/authorized (Non-Fraud) or unrecognized/unauthorized (Fraud), the Growth Team member should ask Questions 1-3 of the Visa Debit Dispute Questions below:</w:t>
+        <w:t>To identify the transaction, confirm it has posted, and determine whether it is recognized/authorized (Non-Fraud) or unrecognized/unauthorized (Fraud), the Growth Team member should ask Questions 1-3 of the Visa Debit Dispute Questions below:</w:t>
       </w:r>
     </w:p>
     <w:p>
@@ -3339,6 +3339,25 @@
           <w:b/>
           <w:i w:val="0"/>
         </w:rPr>
+        <w:t>Confirm transaction details</w:t>
+      </w:r>
+      <w:r>
+        <w:t xml:space="preserve"> — what are the date, amount, and merchant name of the disputed transaction?</w:t>
+      </w:r>
+    </w:p>
+    <w:p>
+      <w:pPr>
+        <w:pStyle w:val="ListParagraph"/>
+        <w:numPr>
+          <w:ilvl w:val="0"/>
+          <w:numId w:val="1001"/>
+        </w:numPr>
+      </w:pPr>
+      <w:r>
+        <w:rPr>
+          <w:b/>
+          <w:i w:val="0"/>
+        </w:rPr>
         <w:t>Confirm transaction posting</w:t>
       </w:r>
       <w:r>
@@ -3380,7 +3399,7 @@
         <w:t xml:space="preserve">If posted: </w:t>
       </w:r>
       <w:r>
-        <w:t>proceed to Question 2.</w:t>
+        <w:t>proceed to Question 3.</w:t>
       </w:r>
     </w:p>
     <w:p>
@@ -3418,7 +3437,7 @@
         <w:t xml:space="preserve">If the member authorized the transaction and/or recognizes the merchant: </w:t>
       </w:r>
       <w:r>
-        <w:t>this indicates a Non-Fraud dispute. Proceed to Question 3, then Section 4.2.3 — If Recognized (Non-Fraud).</w:t>
+        <w:t>this indicates a Non-Fraud dispute. Proceed to Section 4.2.3 — If Recognized (Non-Fraud).</w:t>
       </w:r>
     </w:p>
     <w:p>
@@ -3437,26 +3456,7 @@
         <w:t xml:space="preserve">If the member did not authorize the transaction and/or does not recognize the merchant: </w:t>
       </w:r>
       <w:r>
-        <w:t>this indicates a Fraud dispute. Proceed to Question 3, then Section 4.2.4 — If Unrecognized or Unauthorized (Fraud).</w:t>
-      </w:r>
-    </w:p>
-    <w:p>
-      <w:pPr>
-        <w:pStyle w:val="ListParagraph"/>
-        <w:numPr>
-          <w:ilvl w:val="0"/>
-          <w:numId w:val="1001"/>
-        </w:numPr>
-      </w:pPr>
-      <w:r>
-        <w:rPr>
-          <w:b/>
-          <w:i w:val="0"/>
-        </w:rPr>
-        <w:t>Confirm transaction details</w:t>
-      </w:r>
-      <w:r>
-        <w:t xml:space="preserve"> — what are the date, amount, and merchant name of the disputed transaction?</w:t>
+        <w:t>this indicates a Fraud dispute. Proceed to Section 4.2.4 — If Unrecognized or Unauthorized (Fraud).</w:t>
       </w:r>
     </w:p>
     <w:p>
@@ -3503,6 +3503,44 @@
       <w:pPr>
         <w:pStyle w:val="ListParagraph"/>
         <w:numPr>
+          <w:ilvl w:val="1"/>
+          <w:numId w:val="1002"/>
+        </w:numPr>
+      </w:pPr>
+      <w:r>
+        <w:rPr>
+          <w:b/>
+          <w:i w:val="0"/>
+        </w:rPr>
+        <w:t xml:space="preserve">If not yet contacted: </w:t>
+      </w:r>
+      <w:r>
+        <w:t>the member must first attempt to contact the merchant directly to resolve the issue before the dispute can proceed.</w:t>
+      </w:r>
+    </w:p>
+    <w:p>
+      <w:pPr>
+        <w:pStyle w:val="ListParagraph"/>
+        <w:numPr>
+          <w:ilvl w:val="1"/>
+          <w:numId w:val="1002"/>
+        </w:numPr>
+      </w:pPr>
+      <w:r>
+        <w:rPr>
+          <w:b/>
+          <w:i w:val="0"/>
+        </w:rPr>
+        <w:t xml:space="preserve">If already contacted: </w:t>
+      </w:r>
+      <w:r>
+        <w:t>record the merchant's response and proceed.</w:t>
+      </w:r>
+    </w:p>
+    <w:p>
+      <w:pPr>
+        <w:pStyle w:val="ListParagraph"/>
+        <w:numPr>
           <w:ilvl w:val="0"/>
           <w:numId w:val="1002"/>
         </w:numPr>
@@ -3515,7 +3553,45 @@
         <w:t>Confirm recurring/subscription billing</w:t>
       </w:r>
       <w:r>
-        <w:t xml:space="preserve"> — could this charge be part of a recurring subscription or membership?</w:t>
+        <w:t xml:space="preserve"> — could this charge be part of a recurring subscription or membership? This helps the member identify a recurring charge they may have forgotten about.</w:t>
+      </w:r>
+    </w:p>
+    <w:p>
+      <w:pPr>
+        <w:pStyle w:val="ListParagraph"/>
+        <w:numPr>
+          <w:ilvl w:val="1"/>
+          <w:numId w:val="1002"/>
+        </w:numPr>
+      </w:pPr>
+      <w:r>
+        <w:rPr>
+          <w:b/>
+          <w:i w:val="0"/>
+        </w:rPr>
+        <w:t xml:space="preserve">If the member identifies this as a forgotten recurring subscription or membership charge: </w:t>
+      </w:r>
+      <w:r>
+        <w:t>the transaction is authorized; advise the member accordingly and do not proceed with the trace.</w:t>
+      </w:r>
+    </w:p>
+    <w:p>
+      <w:pPr>
+        <w:pStyle w:val="ListParagraph"/>
+        <w:numPr>
+          <w:ilvl w:val="1"/>
+          <w:numId w:val="1002"/>
+        </w:numPr>
+      </w:pPr>
+      <w:r>
+        <w:rPr>
+          <w:b/>
+          <w:i w:val="0"/>
+        </w:rPr>
+        <w:t xml:space="preserve">If not: </w:t>
+      </w:r>
+      <w:r>
+        <w:t>proceed.</w:t>
       </w:r>
     </w:p>
     <w:p>
@@ -3534,12 +3610,12 @@
         <w:t>Confirm reason for the dispute</w:t>
       </w:r>
       <w:r>
-        <w:t xml:space="preserve"> — were the goods or services not received or not as described, or was the member charged twice or the wrong amount?</w:t>
-      </w:r>
-    </w:p>
-    <w:p>
-      <w:r>
-        <w:t>The Growth Team member should then fill out the existing POS/ATM trace form, record the member's narrative, create the case, add any required notices, and hand off the case to the Payment Services team. See the Current Process — How to Initiate an ATM &amp; POS Trace for the detailed trace form completion steps.</w:t>
+        <w:t xml:space="preserve"> — were the goods or services not received or not as described, or was the member charged twice or the wrong amount? Record the member's response for the CRM Service Request below.</w:t>
+      </w:r>
+    </w:p>
+    <w:p>
+      <w:r>
+        <w:t>The Growth team member should then create a CRM Service Request of ATM/POS Trace Request and complete the required fields with a note including the date/time of conversation with the member, method of instruction, and any other relevant details the member provided to help with the Payment Services team investigation.</w:t>
       </w:r>
     </w:p>
     <w:p>

--- a/Dispute Resolution/DRAFT - Visa Debit Dispute Management Procedure.docx
+++ b/Dispute Resolution/DRAFT - Visa Debit Dispute Management Procedure.docx
@@ -3318,12 +3318,12 @@
         <w:rPr>
           <w:sz w:val="28"/>
         </w:rPr>
-        <w:t>4.2.2 Administer the Visa Debit Dispute Questions</w:t>
-      </w:r>
-    </w:p>
-    <w:p>
-      <w:r>
-        <w:t>To identify the transaction, confirm it has posted, and determine whether it is recognized/authorized (Non-Fraud) or unrecognized/unauthorized (Fraud), the Growth Team member should ask Questions 1-3 of the Visa Debit Dispute Questions below:</w:t>
+        <w:t>4.2.2 Confirm Transaction Posting and Locate the Transaction</w:t>
+      </w:r>
+    </w:p>
+    <w:p>
+      <w:r>
+        <w:t>The Growth Team member should:</w:t>
       </w:r>
     </w:p>
     <w:p>
@@ -3339,10 +3339,48 @@
           <w:b/>
           <w:i w:val="0"/>
         </w:rPr>
-        <w:t>Confirm transaction details</w:t>
-      </w:r>
-      <w:r>
-        <w:t xml:space="preserve"> — what are the date, amount, and merchant name of the disputed transaction?</w:t>
+        <w:t>Confirm transaction posting</w:t>
+      </w:r>
+      <w:r>
+        <w:t xml:space="preserve"> — has the transaction posted to the member's account?</w:t>
+      </w:r>
+    </w:p>
+    <w:p>
+      <w:pPr>
+        <w:pStyle w:val="ListParagraph"/>
+        <w:numPr>
+          <w:ilvl w:val="1"/>
+          <w:numId w:val="1001"/>
+        </w:numPr>
+      </w:pPr>
+      <w:r>
+        <w:rPr>
+          <w:b/>
+          <w:i w:val="0"/>
+        </w:rPr>
+        <w:t xml:space="preserve">If not yet posted: </w:t>
+      </w:r>
+      <w:r>
+        <w:t>advise the member to wait until the transaction posts before a dispute can be initiated.</w:t>
+      </w:r>
+    </w:p>
+    <w:p>
+      <w:pPr>
+        <w:pStyle w:val="ListParagraph"/>
+        <w:numPr>
+          <w:ilvl w:val="1"/>
+          <w:numId w:val="1001"/>
+        </w:numPr>
+      </w:pPr>
+      <w:r>
+        <w:rPr>
+          <w:b/>
+          <w:i w:val="0"/>
+        </w:rPr>
+        <w:t xml:space="preserve">If posted: </w:t>
+      </w:r>
+      <w:r>
+        <w:t>proceed to Step 2.</w:t>
       </w:r>
     </w:p>
     <w:p>
@@ -3358,10 +3396,20 @@
           <w:b/>
           <w:i w:val="0"/>
         </w:rPr>
-        <w:t>Confirm transaction posting</w:t>
-      </w:r>
-      <w:r>
-        <w:t xml:space="preserve"> — has the transaction posted to the member's account?</w:t>
+        <w:t>Locate the transaction</w:t>
+      </w:r>
+      <w:r>
+        <w:t xml:space="preserve"> the member is disputing in DNA </w:t>
+      </w:r>
+      <w:r>
+        <w:rPr>
+          <w:b w:val="0"/>
+          <w:i/>
+        </w:rPr>
+        <w:t>[TBC — system to be confirmed]</w:t>
+      </w:r>
+      <w:r>
+        <w:t>, using the date, amount, and merchant name provided by the member.</w:t>
       </w:r>
     </w:p>
     <w:p>
@@ -3377,10 +3425,10 @@
           <w:b/>
           <w:i w:val="0"/>
         </w:rPr>
-        <w:t xml:space="preserve">If not yet posted: </w:t>
-      </w:r>
-      <w:r>
-        <w:t>advise the member to wait until the transaction posts before a dispute can be filed.</w:t>
+        <w:t xml:space="preserve">If located: </w:t>
+      </w:r>
+      <w:r>
+        <w:t>proceed to Section 4.2.3 — Create the CRM Case.</w:t>
       </w:r>
     </w:p>
     <w:p>
@@ -3396,67 +3444,10 @@
           <w:b/>
           <w:i w:val="0"/>
         </w:rPr>
-        <w:t xml:space="preserve">If posted: </w:t>
-      </w:r>
-      <w:r>
-        <w:t>proceed to Question 3.</w:t>
-      </w:r>
-    </w:p>
-    <w:p>
-      <w:pPr>
-        <w:pStyle w:val="ListParagraph"/>
-        <w:numPr>
-          <w:ilvl w:val="0"/>
-          <w:numId w:val="1001"/>
-        </w:numPr>
-      </w:pPr>
-      <w:r>
-        <w:rPr>
-          <w:b/>
-          <w:i w:val="0"/>
-        </w:rPr>
-        <w:t>Confirm transaction authorization and merchant recognition</w:t>
-      </w:r>
-      <w:r>
-        <w:t xml:space="preserve"> — did the member authorize this transaction? Does the member recognize the merchant name, even if they do not recall the specific purchase?</w:t>
-      </w:r>
-    </w:p>
-    <w:p>
-      <w:pPr>
-        <w:pStyle w:val="ListParagraph"/>
-        <w:numPr>
-          <w:ilvl w:val="1"/>
-          <w:numId w:val="1001"/>
-        </w:numPr>
-      </w:pPr>
-      <w:r>
-        <w:rPr>
-          <w:b/>
-          <w:i w:val="0"/>
-        </w:rPr>
-        <w:t xml:space="preserve">If the member authorized the transaction and/or recognizes the merchant: </w:t>
-      </w:r>
-      <w:r>
-        <w:t>this indicates a Non-Fraud dispute. Proceed to Section 4.2.3 — If Recognized (Non-Fraud).</w:t>
-      </w:r>
-    </w:p>
-    <w:p>
-      <w:pPr>
-        <w:pStyle w:val="ListParagraph"/>
-        <w:numPr>
-          <w:ilvl w:val="1"/>
-          <w:numId w:val="1001"/>
-        </w:numPr>
-      </w:pPr>
-      <w:r>
-        <w:rPr>
-          <w:b/>
-          <w:i w:val="0"/>
-        </w:rPr>
-        <w:t xml:space="preserve">If the member did not authorize the transaction and/or does not recognize the merchant: </w:t>
-      </w:r>
-      <w:r>
-        <w:t>this indicates a Fraud dispute. Proceed to Section 4.2.4 — If Unrecognized or Unauthorized (Fraud).</w:t>
+        <w:t xml:space="preserve">If it cannot be located: </w:t>
+      </w:r>
+      <w:r>
+        <w:t>ask the member to reconfirm the date, amount, and merchant name, and search again. If the transaction still cannot be located, inform the member that Beem has no record of this transaction and a dispute cannot be initiated at this time. This procedure ends.</w:t>
       </w:r>
     </w:p>
     <w:p>
@@ -3472,20 +3463,19 @@
         <w:rPr>
           <w:sz w:val="28"/>
         </w:rPr>
-        <w:t>4.2.3 If Recognized (Non-Fraud) — Confirm Dispute Reason</w:t>
-      </w:r>
-    </w:p>
-    <w:p>
-      <w:r>
-        <w:t>If the member recognizes and authorized the transaction, the Growth Team member should also ask:</w:t>
-      </w:r>
-    </w:p>
-    <w:p>
-      <w:pPr>
-        <w:pStyle w:val="ListParagraph"/>
+        <w:t>4.2.3 Create the CRM Case</w:t>
+      </w:r>
+    </w:p>
+    <w:p>
+      <w:r>
+        <w:t>Open a new CRM Case and populate the following:</w:t>
+      </w:r>
+    </w:p>
+    <w:p>
+      <w:pPr>
         <w:numPr>
           <w:ilvl w:val="0"/>
-          <w:numId w:val="1002"/>
+          <w:numId w:val="24"/>
         </w:numPr>
       </w:pPr>
       <w:r>
@@ -3493,18 +3483,24 @@
           <w:b/>
           <w:i w:val="0"/>
         </w:rPr>
-        <w:t>Confirm prior merchant contact</w:t>
-      </w:r>
-      <w:r>
-        <w:t xml:space="preserve"> — has the member contacted the merchant to try to resolve the issue? If so, what was the merchant's response?</w:t>
-      </w:r>
-    </w:p>
-    <w:p>
-      <w:pPr>
-        <w:pStyle w:val="ListParagraph"/>
+        <w:t xml:space="preserve">Case Details </w:t>
+      </w:r>
+      <w:r>
+        <w:rPr>
+          <w:b w:val="0"/>
+          <w:i/>
+        </w:rPr>
+        <w:t xml:space="preserve">(auto-populated): </w:t>
+      </w:r>
+      <w:r>
+        <w:t>unique case ID, case creation date, intake agent, current status, and owner.</w:t>
+      </w:r>
+    </w:p>
+    <w:p>
+      <w:pPr>
         <w:numPr>
-          <w:ilvl w:val="1"/>
-          <w:numId w:val="1002"/>
+          <w:ilvl w:val="0"/>
+          <w:numId w:val="24"/>
         </w:numPr>
       </w:pPr>
       <w:r>
@@ -3512,18 +3508,17 @@
           <w:b/>
           <w:i w:val="0"/>
         </w:rPr>
-        <w:t xml:space="preserve">If not yet contacted: </w:t>
-      </w:r>
-      <w:r>
-        <w:t>the member must first attempt to contact the merchant directly to resolve the issue before the dispute can proceed.</w:t>
-      </w:r>
-    </w:p>
-    <w:p>
-      <w:pPr>
-        <w:pStyle w:val="ListParagraph"/>
+        <w:t xml:space="preserve">Member Details: </w:t>
+      </w:r>
+      <w:r>
+        <w:t>member full name (select from dropdown), member email (manually entered), member phone number (manually entered).</w:t>
+      </w:r>
+    </w:p>
+    <w:p>
+      <w:pPr>
         <w:numPr>
-          <w:ilvl w:val="1"/>
-          <w:numId w:val="1002"/>
+          <w:ilvl w:val="0"/>
+          <w:numId w:val="24"/>
         </w:numPr>
       </w:pPr>
       <w:r>
@@ -3531,18 +3526,24 @@
           <w:b/>
           <w:i w:val="0"/>
         </w:rPr>
-        <w:t xml:space="preserve">If already contacted: </w:t>
-      </w:r>
-      <w:r>
-        <w:t>record the merchant's response and proceed.</w:t>
-      </w:r>
-    </w:p>
-    <w:p>
-      <w:pPr>
-        <w:pStyle w:val="ListParagraph"/>
+        <w:t xml:space="preserve">Transaction Details </w:t>
+      </w:r>
+      <w:r>
+        <w:rPr>
+          <w:b w:val="0"/>
+          <w:i/>
+        </w:rPr>
+        <w:t xml:space="preserve">(manually entered based on the DNA transaction located in Section 4.2.2): </w:t>
+      </w:r>
+      <w:r>
+        <w:t>date, merchant, amount, and type (POS, ATM, or Card-Not-Present).</w:t>
+      </w:r>
+    </w:p>
+    <w:p>
+      <w:pPr>
         <w:numPr>
           <w:ilvl w:val="0"/>
-          <w:numId w:val="1002"/>
+          <w:numId w:val="24"/>
         </w:numPr>
       </w:pPr>
       <w:r>
@@ -3550,72 +3551,159 @@
           <w:b/>
           <w:i w:val="0"/>
         </w:rPr>
-        <w:t>Confirm recurring/subscription billing</w:t>
-      </w:r>
-      <w:r>
-        <w:t xml:space="preserve"> — could this charge be part of a recurring subscription or membership? This helps the member identify a recurring charge they may have forgotten about.</w:t>
-      </w:r>
-    </w:p>
-    <w:p>
-      <w:pPr>
-        <w:pStyle w:val="ListParagraph"/>
+        <w:t>Dispute Narrative</w:t>
+      </w:r>
+      <w:r>
+        <w:t xml:space="preserve"> — using the open-text Dispute Narrative field, record notes on what the member is disputing. Based on what the member shares, also determine whether the transaction is recognized or unrecognized, in order to route the case to the correct team. Ask the member the following guidance questions:</w:t>
+      </w:r>
+    </w:p>
+    <w:p>
+      <w:pPr>
         <w:numPr>
           <w:ilvl w:val="1"/>
-          <w:numId w:val="1002"/>
+          <w:numId w:val="24"/>
         </w:numPr>
       </w:pPr>
       <w:r>
         <w:rPr>
-          <w:b/>
-          <w:i w:val="0"/>
+          <w:b w:val="0"/>
+          <w:i/>
         </w:rPr>
-        <w:t xml:space="preserve">If the member identifies this as a forgotten recurring subscription or membership charge: </w:t>
-      </w:r>
-      <w:r>
-        <w:t>the transaction is authorized; advise the member accordingly and do not proceed with the trace.</w:t>
-      </w:r>
-    </w:p>
-    <w:p>
-      <w:pPr>
-        <w:pStyle w:val="ListParagraph"/>
+        <w:t>Reason for the dispute</w:t>
+      </w:r>
+      <w:r>
+        <w:t xml:space="preserve"> — e.g., were the goods or services not received or not as described, or was the member charged twice or the wrong amount?</w:t>
+      </w:r>
+    </w:p>
+    <w:p>
+      <w:pPr>
         <w:numPr>
           <w:ilvl w:val="1"/>
-          <w:numId w:val="1002"/>
+          <w:numId w:val="24"/>
         </w:numPr>
       </w:pPr>
       <w:r>
         <w:rPr>
-          <w:b/>
-          <w:i w:val="0"/>
+          <w:b w:val="0"/>
+          <w:i/>
         </w:rPr>
-        <w:t xml:space="preserve">If not: </w:t>
-      </w:r>
-      <w:r>
-        <w:t>proceed.</w:t>
-      </w:r>
-    </w:p>
-    <w:p>
-      <w:pPr>
-        <w:pStyle w:val="ListParagraph"/>
+        <w:t>Determine recognition</w:t>
+      </w:r>
+      <w:r>
+        <w:t xml:space="preserve"> — ask the member:</w:t>
+      </w:r>
+    </w:p>
+    <w:p>
+      <w:pPr>
         <w:numPr>
-          <w:ilvl w:val="0"/>
-          <w:numId w:val="1002"/>
+          <w:ilvl w:val="2"/>
+          <w:numId w:val="24"/>
         </w:numPr>
       </w:pPr>
       <w:r>
+        <w:t>“Did you authorize this transaction? Do you recognize the merchant name, even if you don’t recall the specific purchase?”</w:t>
+      </w:r>
+    </w:p>
+    <w:p>
+      <w:pPr>
+        <w:numPr>
+          <w:ilvl w:val="2"/>
+          <w:numId w:val="24"/>
+        </w:numPr>
+      </w:pPr>
+      <w:r>
+        <w:t>e.g., “No, I’ve never heard of this merchant” → indicates Fraud.</w:t>
+      </w:r>
+    </w:p>
+    <w:p>
+      <w:pPr>
+        <w:numPr>
+          <w:ilvl w:val="2"/>
+          <w:numId w:val="24"/>
+        </w:numPr>
+      </w:pPr>
+      <w:r>
+        <w:t>e.g., “Yes, I recognize the merchant” → indicates Non-Fraud.</w:t>
+      </w:r>
+    </w:p>
+    <w:p>
+      <w:pPr>
+        <w:numPr>
+          <w:ilvl w:val="2"/>
+          <w:numId w:val="24"/>
+        </w:numPr>
+      </w:pPr>
+      <w:r>
+        <w:t>“Could this charge be part of a recurring subscription or membership you may have forgotten about?”</w:t>
+      </w:r>
+    </w:p>
+    <w:p>
+      <w:pPr>
+        <w:numPr>
+          <w:ilvl w:val="2"/>
+          <w:numId w:val="24"/>
+        </w:numPr>
+      </w:pPr>
+      <w:r>
+        <w:t>e.g., “Oh, I think I signed up for a trial a few months ago” → Non-Fraud, likely a forgotten subscription.</w:t>
+      </w:r>
+    </w:p>
+    <w:p>
+      <w:pPr>
+        <w:numPr>
+          <w:ilvl w:val="2"/>
+          <w:numId w:val="24"/>
+        </w:numPr>
+      </w:pPr>
+      <w:r>
+        <w:t>e.g., “No, I don’t have any subscriptions with this merchant” → does not change the determination; rely on the authorization/recognition answer above.</w:t>
+      </w:r>
+    </w:p>
+    <w:p>
+      <w:pPr>
+        <w:numPr>
+          <w:ilvl w:val="1"/>
+          <w:numId w:val="24"/>
+        </w:numPr>
+      </w:pPr>
+      <w:r>
         <w:rPr>
-          <w:b/>
-          <w:i w:val="0"/>
+          <w:b w:val="0"/>
+          <w:i/>
         </w:rPr>
-        <w:t>Confirm reason for the dispute</w:t>
-      </w:r>
-      <w:r>
-        <w:t xml:space="preserve"> — were the goods or services not received or not as described, or was the member charged twice or the wrong amount? Record the member's response for the CRM Service Request below.</w:t>
-      </w:r>
-    </w:p>
-    <w:p>
-      <w:r>
-        <w:t>The Growth team member should then create a CRM Service Request of ATM/POS Trace Request and complete the required fields with a note including the date/time of conversation with the member, method of instruction, and any other relevant details the member provided to help with the Payment Services team investigation.</w:t>
+        <w:t xml:space="preserve">If the responses indicate Fraud, </w:t>
+      </w:r>
+      <w:r>
+        <w:t>ask for additional context: is the card currently in your possession? Have you shared your PIN with anyone?</w:t>
+      </w:r>
+    </w:p>
+    <w:p>
+      <w:pPr>
+        <w:numPr>
+          <w:ilvl w:val="1"/>
+          <w:numId w:val="24"/>
+        </w:numPr>
+      </w:pPr>
+      <w:r>
+        <w:rPr>
+          <w:b w:val="0"/>
+          <w:i/>
+        </w:rPr>
+        <w:t xml:space="preserve">If the responses indicate Non-Fraud, </w:t>
+      </w:r>
+      <w:r>
+        <w:t>ask for additional context: have you contacted the merchant to try to resolve the issue? If so, what was their response?</w:t>
+      </w:r>
+    </w:p>
+    <w:p>
+      <w:pPr>
+        <w:numPr>
+          <w:ilvl w:val="1"/>
+          <w:numId w:val="24"/>
+        </w:numPr>
+      </w:pPr>
+      <w:r>
+        <w:t>Based on the responses, the Growth Team member selects in the CRM whether the member recognizes the transaction and the Fraud / Non-Fraud category.</w:t>
       </w:r>
     </w:p>
     <w:p>
@@ -3631,55 +3719,19 @@
         <w:rPr>
           <w:sz w:val="28"/>
         </w:rPr>
-        <w:t>4.2.4 If Unrecognized or Unauthorized (Fraud) — Secure the Account and Confirm Card and Credential Security</w:t>
-      </w:r>
-    </w:p>
-    <w:p>
-      <w:r>
-        <w:t>Once the transaction is determined to be unrecognized or unauthorized, the Growth Team member should first secure the member's account:</w:t>
-      </w:r>
-    </w:p>
-    <w:p>
-      <w:pPr>
-        <w:pStyle w:val="ListParagraph"/>
+        <w:t>4.2.4 Determine Fraud or Non-Fraud and Route the Case</w:t>
+      </w:r>
+    </w:p>
+    <w:p>
+      <w:r>
+        <w:t>Based on the selection made in Section 4.2.3, the CRM automatically surfaces the applicable form within the case:</w:t>
+      </w:r>
+    </w:p>
+    <w:p>
+      <w:pPr>
         <w:numPr>
           <w:ilvl w:val="0"/>
-          <w:numId w:val="1003"/>
-        </w:numPr>
-      </w:pPr>
-      <w:r>
-        <w:rPr>
-          <w:b w:val="0"/>
-          <w:i w:val="0"/>
-        </w:rPr>
-        <w:t xml:space="preserve">Block or reissue the Visa Debit Card </w:t>
-      </w:r>
-      <w:r>
-        <w:rPr>
-          <w:b w:val="0"/>
-          <w:i/>
-        </w:rPr>
-        <w:t>[TBC — system to be confirmed, e.g., DNA]</w:t>
-      </w:r>
-      <w:r>
-        <w:rPr>
-          <w:b w:val="0"/>
-          <w:i w:val="0"/>
-        </w:rPr>
-        <w:t xml:space="preserve"> and set the card status to “HOT”.</w:t>
-      </w:r>
-    </w:p>
-    <w:p>
-      <w:r>
-        <w:t>The Growth Team member should then ask:</w:t>
-      </w:r>
-    </w:p>
-    <w:p>
-      <w:pPr>
-        <w:pStyle w:val="ListParagraph"/>
-        <w:numPr>
-          <w:ilvl w:val="0"/>
-          <w:numId w:val="1004"/>
+          <w:numId w:val="24"/>
         </w:numPr>
       </w:pPr>
       <w:r>
@@ -3687,18 +3739,17 @@
           <w:b/>
           <w:i w:val="0"/>
         </w:rPr>
-        <w:t>Confirm card possession</w:t>
-      </w:r>
-      <w:r>
-        <w:t xml:space="preserve"> — is the card currently in the member's possession?</w:t>
-      </w:r>
-    </w:p>
-    <w:p>
-      <w:pPr>
-        <w:pStyle w:val="ListParagraph"/>
+        <w:t xml:space="preserve">Non-Fraud: </w:t>
+      </w:r>
+      <w:r>
+        <w:t>the ATM/POS Trace Request form appears. Proceed to Section 4.2.5 — ATM/POS Trace Request (Non-Fraud).</w:t>
+      </w:r>
+    </w:p>
+    <w:p>
+      <w:pPr>
         <w:numPr>
           <w:ilvl w:val="0"/>
-          <w:numId w:val="1004"/>
+          <w:numId w:val="24"/>
         </w:numPr>
       </w:pPr>
       <w:r>
@@ -3706,34 +3757,10 @@
           <w:b/>
           <w:i w:val="0"/>
         </w:rPr>
-        <w:t>Confirm PIN sharing</w:t>
-      </w:r>
-      <w:r>
-        <w:t xml:space="preserve"> — has the member shared their PIN with anyone?</w:t>
-      </w:r>
-    </w:p>
-    <w:p>
-      <w:pPr>
-        <w:pStyle w:val="ListParagraph"/>
-        <w:numPr>
-          <w:ilvl w:val="0"/>
-          <w:numId w:val="1004"/>
-        </w:numPr>
-      </w:pPr>
-      <w:r>
-        <w:rPr>
-          <w:b/>
-          <w:i w:val="0"/>
-        </w:rPr>
-        <w:t>Confirm security information sharing</w:t>
-      </w:r>
-      <w:r>
-        <w:t xml:space="preserve"> — has the member provided a card verification code (CVV), one-time passcode (OTP), or other security information to anyone?</w:t>
-      </w:r>
-    </w:p>
-    <w:p>
-      <w:r>
-        <w:t>The Growth Team member should then follow existing fraud procedures (e.g., Account Takeover, scams, etc.), including completing the Fraud Intake Form (FIF) — see the Fraud Intake Form Procedures — which creates the case and hands it off to the Fraud Prevention team.</w:t>
+        <w:t xml:space="preserve">Fraud: </w:t>
+      </w:r>
+      <w:r>
+        <w:t>the Fraud Intake Form appears. Proceed to Section 4.2.6 — Fraud Intake Form (Fraud).</w:t>
       </w:r>
     </w:p>
     <w:p>
@@ -3749,7 +3776,93 @@
         <w:rPr>
           <w:sz w:val="28"/>
         </w:rPr>
-        <w:t>4.2.5 Communicate Next Steps</w:t>
+        <w:t>4.2.5 ATM/POS Trace Request (Non-Fraud)</w:t>
+      </w:r>
+    </w:p>
+    <w:p>
+      <w:r>
+        <w:t>The Growth team member should then populate the remaining ATM/POS Trace Request fields within the case, including a note with the following details to help with the Payment Services team investigation:</w:t>
+      </w:r>
+    </w:p>
+    <w:p>
+      <w:pPr>
+        <w:numPr>
+          <w:ilvl w:val="0"/>
+          <w:numId w:val="24"/>
+        </w:numPr>
+      </w:pPr>
+      <w:r>
+        <w:t>Date/time of conversation with the member</w:t>
+      </w:r>
+    </w:p>
+    <w:p>
+      <w:pPr>
+        <w:numPr>
+          <w:ilvl w:val="0"/>
+          <w:numId w:val="24"/>
+        </w:numPr>
+      </w:pPr>
+      <w:r>
+        <w:t>Method of instruction</w:t>
+      </w:r>
+    </w:p>
+    <w:p>
+      <w:pPr>
+        <w:numPr>
+          <w:ilvl w:val="0"/>
+          <w:numId w:val="24"/>
+        </w:numPr>
+      </w:pPr>
+      <w:r>
+        <w:t>The network the transaction occurred on (found within DNA [TBC])</w:t>
+      </w:r>
+    </w:p>
+    <w:p>
+      <w:pPr>
+        <w:numPr>
+          <w:ilvl w:val="0"/>
+          <w:numId w:val="24"/>
+        </w:numPr>
+      </w:pPr>
+      <w:r>
+        <w:t>Any other relevant details the member provided</w:t>
+      </w:r>
+    </w:p>
+    <w:p>
+      <w:pPr>
+        <w:pStyle w:val="Heading3"/>
+        <w:numPr>
+          <w:ilvl w:val="0"/>
+          <w:numId w:val="0"/>
+        </w:numPr>
+        <w:ind w:left="992" w:hanging="992"/>
+      </w:pPr>
+      <w:r>
+        <w:rPr>
+          <w:sz w:val="28"/>
+        </w:rPr>
+        <w:t>4.2.6 Fraud Intake Form (Fraud)</w:t>
+      </w:r>
+    </w:p>
+    <w:p>
+      <w:r>
+        <w:t>The Growth Team member should then follow existing fraud procedures (e.g., Account Takeover, scams, etc.), including completing the Fraud Intake Form (FIF) fields within the case — see the Fraud Intake Form Procedures — which hands the case off to the Fraud Prevention team.</w:t>
+      </w:r>
+    </w:p>
+    <w:p>
+      <w:pPr>
+        <w:pStyle w:val="Heading3"/>
+        <w:numPr>
+          <w:ilvl w:val="0"/>
+          <w:numId w:val="0"/>
+        </w:numPr>
+        <w:ind w:left="992" w:hanging="992"/>
+      </w:pPr>
+      <w:r>
+        <w:rPr>
+          <w:sz w:val="28"/>
+        </w:rPr>
+        <w:t>4.2.7 Communicate Next Steps</w:t>
       </w:r>
     </w:p>
     <w:p>
@@ -3866,7 +3979,7 @@
         <w:pStyle w:val="ListParagraph"/>
         <w:numPr>
           <w:ilvl w:val="0"/>
-          <w:numId w:val="1005"/>
+          <w:numId w:val="1002"/>
         </w:numPr>
       </w:pPr>
       <w:r>
@@ -3878,7 +3991,7 @@
         <w:pStyle w:val="ListParagraph"/>
         <w:numPr>
           <w:ilvl w:val="0"/>
-          <w:numId w:val="1005"/>
+          <w:numId w:val="1002"/>
         </w:numPr>
       </w:pPr>
       <w:r>
@@ -4418,7 +4531,7 @@
         <w:pStyle w:val="ListParagraph"/>
         <w:numPr>
           <w:ilvl w:val="0"/>
-          <w:numId w:val="1006"/>
+          <w:numId w:val="1003"/>
         </w:numPr>
       </w:pPr>
       <w:r>
@@ -4430,7 +4543,7 @@
         <w:pStyle w:val="ListParagraph"/>
         <w:numPr>
           <w:ilvl w:val="0"/>
-          <w:numId w:val="1006"/>
+          <w:numId w:val="1003"/>
         </w:numPr>
       </w:pPr>
       <w:r>
@@ -4442,7 +4555,7 @@
         <w:pStyle w:val="ListParagraph"/>
         <w:numPr>
           <w:ilvl w:val="0"/>
-          <w:numId w:val="1006"/>
+          <w:numId w:val="1003"/>
         </w:numPr>
       </w:pPr>
       <w:r>
@@ -4454,7 +4567,7 @@
         <w:pStyle w:val="ListParagraph"/>
         <w:numPr>
           <w:ilvl w:val="0"/>
-          <w:numId w:val="1006"/>
+          <w:numId w:val="1003"/>
         </w:numPr>
       </w:pPr>
       <w:r>
@@ -4586,7 +4699,7 @@
         <w:pStyle w:val="ListParagraph"/>
         <w:numPr>
           <w:ilvl w:val="0"/>
-          <w:numId w:val="1007"/>
+          <w:numId w:val="1004"/>
         </w:numPr>
       </w:pPr>
       <w:r>
@@ -4598,7 +4711,7 @@
         <w:pStyle w:val="ListParagraph"/>
         <w:numPr>
           <w:ilvl w:val="0"/>
-          <w:numId w:val="1007"/>
+          <w:numId w:val="1004"/>
         </w:numPr>
       </w:pPr>
       <w:r>
@@ -4729,7 +4842,7 @@
         <w:pStyle w:val="ListParagraph"/>
         <w:numPr>
           <w:ilvl w:val="0"/>
-          <w:numId w:val="1008"/>
+          <w:numId w:val="1005"/>
         </w:numPr>
       </w:pPr>
       <w:r>
@@ -4741,7 +4854,7 @@
         <w:pStyle w:val="ListParagraph"/>
         <w:numPr>
           <w:ilvl w:val="0"/>
-          <w:numId w:val="1008"/>
+          <w:numId w:val="1005"/>
         </w:numPr>
       </w:pPr>
       <w:r>
@@ -4753,7 +4866,7 @@
         <w:pStyle w:val="ListParagraph"/>
         <w:numPr>
           <w:ilvl w:val="0"/>
-          <w:numId w:val="1008"/>
+          <w:numId w:val="1005"/>
         </w:numPr>
       </w:pPr>
       <w:r>
@@ -4765,7 +4878,7 @@
         <w:pStyle w:val="ListParagraph"/>
         <w:numPr>
           <w:ilvl w:val="0"/>
-          <w:numId w:val="1008"/>
+          <w:numId w:val="1005"/>
         </w:numPr>
       </w:pPr>
       <w:r>
@@ -4954,7 +5067,7 @@
         <w:pStyle w:val="ListParagraph"/>
         <w:numPr>
           <w:ilvl w:val="0"/>
-          <w:numId w:val="1009"/>
+          <w:numId w:val="1006"/>
         </w:numPr>
       </w:pPr>
       <w:r>
@@ -4966,7 +5079,7 @@
         <w:pStyle w:val="ListParagraph"/>
         <w:numPr>
           <w:ilvl w:val="0"/>
-          <w:numId w:val="1009"/>
+          <w:numId w:val="1006"/>
         </w:numPr>
       </w:pPr>
       <w:r>
@@ -4999,7 +5112,7 @@
         <w:pStyle w:val="ListParagraph"/>
         <w:numPr>
           <w:ilvl w:val="0"/>
-          <w:numId w:val="1010"/>
+          <w:numId w:val="1007"/>
         </w:numPr>
       </w:pPr>
       <w:r>
@@ -5011,7 +5124,7 @@
         <w:pStyle w:val="ListParagraph"/>
         <w:numPr>
           <w:ilvl w:val="0"/>
-          <w:numId w:val="1010"/>
+          <w:numId w:val="1007"/>
         </w:numPr>
       </w:pPr>
       <w:r>
@@ -5044,7 +5157,7 @@
         <w:pStyle w:val="ListParagraph"/>
         <w:numPr>
           <w:ilvl w:val="0"/>
-          <w:numId w:val="1011"/>
+          <w:numId w:val="1008"/>
         </w:numPr>
       </w:pPr>
       <w:r>
@@ -5056,7 +5169,7 @@
         <w:pStyle w:val="ListParagraph"/>
         <w:numPr>
           <w:ilvl w:val="0"/>
-          <w:numId w:val="1011"/>
+          <w:numId w:val="1008"/>
         </w:numPr>
       </w:pPr>
       <w:r>
@@ -5089,7 +5202,7 @@
         <w:pStyle w:val="ListParagraph"/>
         <w:numPr>
           <w:ilvl w:val="0"/>
-          <w:numId w:val="1012"/>
+          <w:numId w:val="1009"/>
         </w:numPr>
       </w:pPr>
       <w:r>
@@ -5101,7 +5214,7 @@
         <w:pStyle w:val="ListParagraph"/>
         <w:numPr>
           <w:ilvl w:val="0"/>
-          <w:numId w:val="1012"/>
+          <w:numId w:val="1009"/>
         </w:numPr>
       </w:pPr>
       <w:r>
@@ -5113,7 +5226,7 @@
         <w:pStyle w:val="ListParagraph"/>
         <w:numPr>
           <w:ilvl w:val="0"/>
-          <w:numId w:val="1012"/>
+          <w:numId w:val="1009"/>
         </w:numPr>
       </w:pPr>
       <w:r>
@@ -13944,33 +14057,6 @@
     </w:lvlOverride>
   </w:num>
   <w:num w:numId="1009">
-    <w:abstractNumId w:val="22"/>
-    <w:lvlOverride w:ilvl="0">
-      <w:startOverride w:val="1"/>
-    </w:lvlOverride>
-    <w:lvlOverride w:ilvl="1">
-      <w:startOverride w:val="1"/>
-    </w:lvlOverride>
-  </w:num>
-  <w:num w:numId="1010">
-    <w:abstractNumId w:val="22"/>
-    <w:lvlOverride w:ilvl="0">
-      <w:startOverride w:val="1"/>
-    </w:lvlOverride>
-    <w:lvlOverride w:ilvl="1">
-      <w:startOverride w:val="1"/>
-    </w:lvlOverride>
-  </w:num>
-  <w:num w:numId="1011">
-    <w:abstractNumId w:val="22"/>
-    <w:lvlOverride w:ilvl="0">
-      <w:startOverride w:val="1"/>
-    </w:lvlOverride>
-    <w:lvlOverride w:ilvl="1">
-      <w:startOverride w:val="1"/>
-    </w:lvlOverride>
-  </w:num>
-  <w:num w:numId="1012">
     <w:abstractNumId w:val="22"/>
     <w:lvlOverride w:ilvl="0">
       <w:startOverride w:val="1"/>

--- a/Dispute Resolution/DRAFT - Visa Debit Dispute Management Procedure.docx
+++ b/Dispute Resolution/DRAFT - Visa Debit Dispute Management Procedure.docx
@@ -3554,7 +3554,7 @@
         <w:t>Dispute Narrative</w:t>
       </w:r>
       <w:r>
-        <w:t xml:space="preserve"> — using the open-text Dispute Narrative field, record notes on what the member is disputing. Based on what the member shares, also determine whether the transaction is recognized or unrecognized, in order to route the case to the correct team. Ask the member the following guidance questions:</w:t>
+        <w:t xml:space="preserve"> — using the open-text Dispute Narrative field, record notes on what the member is disputing. Based on what the member shares, also determine whether the transaction is recognized or unrecognized, in order to route the case to the correct team. Ask the member the following questions, in order:</w:t>
       </w:r>
     </w:p>
     <w:p>
@@ -3566,13 +3566,79 @@
       </w:pPr>
       <w:r>
         <w:rPr>
-          <w:b w:val="0"/>
-          <w:i/>
+          <w:b/>
+          <w:i w:val="0"/>
         </w:rPr>
-        <w:t>Reason for the dispute</w:t>
-      </w:r>
-      <w:r>
-        <w:t xml:space="preserve"> — e.g., were the goods or services not received or not as described, or was the member charged twice or the wrong amount?</w:t>
+        <w:t xml:space="preserve">Step 1 — Determine recognition: </w:t>
+      </w:r>
+      <w:r>
+        <w:t>ask the member:</w:t>
+      </w:r>
+    </w:p>
+    <w:p>
+      <w:pPr>
+        <w:numPr>
+          <w:ilvl w:val="2"/>
+          <w:numId w:val="24"/>
+        </w:numPr>
+      </w:pPr>
+      <w:r>
+        <w:t>Ask: “Did you authorize this transaction? Do you recognize the merchant name, even if you don’t recall the specific purchase?”</w:t>
+      </w:r>
+    </w:p>
+    <w:p>
+      <w:pPr>
+        <w:numPr>
+          <w:ilvl w:val="2"/>
+          <w:numId w:val="24"/>
+        </w:numPr>
+      </w:pPr>
+      <w:r>
+        <w:t>Example answer: “No, I’ve never heard of this merchant.” — What it means: this indicates Fraud.</w:t>
+      </w:r>
+    </w:p>
+    <w:p>
+      <w:pPr>
+        <w:numPr>
+          <w:ilvl w:val="2"/>
+          <w:numId w:val="24"/>
+        </w:numPr>
+      </w:pPr>
+      <w:r>
+        <w:t>Example answer: “Yes, I recognize the merchant and I made that transaction.” — What it means: this indicates Non-Fraud.</w:t>
+      </w:r>
+    </w:p>
+    <w:p>
+      <w:pPr>
+        <w:numPr>
+          <w:ilvl w:val="2"/>
+          <w:numId w:val="24"/>
+        </w:numPr>
+      </w:pPr>
+      <w:r>
+        <w:t>Ask: “Could this charge be part of a recurring subscription or membership you may have forgotten about?”</w:t>
+      </w:r>
+    </w:p>
+    <w:p>
+      <w:pPr>
+        <w:numPr>
+          <w:ilvl w:val="2"/>
+          <w:numId w:val="24"/>
+        </w:numPr>
+      </w:pPr>
+      <w:r>
+        <w:t>Example answer: “Oh, I think I signed up for a trial a few months ago.” — What it means: this indicates Non-Fraud (a forgotten subscription).</w:t>
+      </w:r>
+    </w:p>
+    <w:p>
+      <w:pPr>
+        <w:numPr>
+          <w:ilvl w:val="2"/>
+          <w:numId w:val="24"/>
+        </w:numPr>
+      </w:pPr>
+      <w:r>
+        <w:t>Example answer: “No, I don’t have any subscriptions with this merchant.” — What it means: this indicates Fraud (likely an unauthorized transaction).</w:t>
       </w:r>
     </w:p>
     <w:p>
@@ -3584,13 +3650,13 @@
       </w:pPr>
       <w:r>
         <w:rPr>
-          <w:b w:val="0"/>
-          <w:i/>
+          <w:b/>
+          <w:i w:val="0"/>
         </w:rPr>
-        <w:t>Determine recognition</w:t>
-      </w:r>
-      <w:r>
-        <w:t xml:space="preserve"> — ask the member:</w:t>
+        <w:t xml:space="preserve">Step 2 — Capture the reason for the dispute: </w:t>
+      </w:r>
+      <w:r>
+        <w:t>ask the member:</w:t>
       </w:r>
     </w:p>
     <w:p>
@@ -3601,7 +3667,22 @@
         </w:numPr>
       </w:pPr>
       <w:r>
-        <w:t>“Did you authorize this transaction? Do you recognize the merchant name, even if you don’t recall the specific purchase?”</w:t>
+        <w:t>Ask: “Were the goods or services not received or not as described, or were you charged twice or the wrong amount?”</w:t>
+      </w:r>
+    </w:p>
+    <w:p>
+      <w:pPr>
+        <w:numPr>
+          <w:ilvl w:val="1"/>
+          <w:numId w:val="24"/>
+        </w:numPr>
+      </w:pPr>
+      <w:r>
+        <w:rPr>
+          <w:b/>
+          <w:i w:val="0"/>
+        </w:rPr>
+        <w:t xml:space="preserve">Step 3 — Ask one additional context question, based on the Fraud/Non-Fraud determination from Step 1: </w:t>
       </w:r>
     </w:p>
     <w:p>
@@ -3612,7 +3693,7 @@
         </w:numPr>
       </w:pPr>
       <w:r>
-        <w:t>e.g., “No, I’ve never heard of this merchant” → indicates Fraud.</w:t>
+        <w:t>If Step 1 indicated Fraud, ask: “Is the card currently in your possession? Have you shared your PIN with anyone?”</w:t>
       </w:r>
     </w:p>
     <w:p>
@@ -3623,87 +3704,7 @@
         </w:numPr>
       </w:pPr>
       <w:r>
-        <w:t>e.g., “Yes, I recognize the merchant” → indicates Non-Fraud.</w:t>
-      </w:r>
-    </w:p>
-    <w:p>
-      <w:pPr>
-        <w:numPr>
-          <w:ilvl w:val="2"/>
-          <w:numId w:val="24"/>
-        </w:numPr>
-      </w:pPr>
-      <w:r>
-        <w:t>“Could this charge be part of a recurring subscription or membership you may have forgotten about?”</w:t>
-      </w:r>
-    </w:p>
-    <w:p>
-      <w:pPr>
-        <w:numPr>
-          <w:ilvl w:val="2"/>
-          <w:numId w:val="24"/>
-        </w:numPr>
-      </w:pPr>
-      <w:r>
-        <w:t>e.g., “Oh, I think I signed up for a trial a few months ago” → Non-Fraud, likely a forgotten subscription.</w:t>
-      </w:r>
-    </w:p>
-    <w:p>
-      <w:pPr>
-        <w:numPr>
-          <w:ilvl w:val="2"/>
-          <w:numId w:val="24"/>
-        </w:numPr>
-      </w:pPr>
-      <w:r>
-        <w:t>e.g., “No, I don’t have any subscriptions with this merchant” → does not change the determination; rely on the authorization/recognition answer above.</w:t>
-      </w:r>
-    </w:p>
-    <w:p>
-      <w:pPr>
-        <w:numPr>
-          <w:ilvl w:val="1"/>
-          <w:numId w:val="24"/>
-        </w:numPr>
-      </w:pPr>
-      <w:r>
-        <w:rPr>
-          <w:b w:val="0"/>
-          <w:i/>
-        </w:rPr>
-        <w:t xml:space="preserve">If the responses indicate Fraud, </w:t>
-      </w:r>
-      <w:r>
-        <w:t>ask for additional context: is the card currently in your possession? Have you shared your PIN with anyone?</w:t>
-      </w:r>
-    </w:p>
-    <w:p>
-      <w:pPr>
-        <w:numPr>
-          <w:ilvl w:val="1"/>
-          <w:numId w:val="24"/>
-        </w:numPr>
-      </w:pPr>
-      <w:r>
-        <w:rPr>
-          <w:b w:val="0"/>
-          <w:i/>
-        </w:rPr>
-        <w:t xml:space="preserve">If the responses indicate Non-Fraud, </w:t>
-      </w:r>
-      <w:r>
-        <w:t>ask for additional context: have you contacted the merchant to try to resolve the issue? If so, what was their response?</w:t>
-      </w:r>
-    </w:p>
-    <w:p>
-      <w:pPr>
-        <w:numPr>
-          <w:ilvl w:val="1"/>
-          <w:numId w:val="24"/>
-        </w:numPr>
-      </w:pPr>
-      <w:r>
-        <w:t>Based on the responses, the Growth Team member selects in the CRM whether the member recognizes the transaction and the Fraud / Non-Fraud category.</w:t>
+        <w:t>If Step 1 indicated Non-Fraud, ask: “Have you contacted the merchant to try to resolve the issue? If so, what was their response?”</w:t>
       </w:r>
     </w:p>
     <w:p>
@@ -3724,7 +3725,7 @@
     </w:p>
     <w:p>
       <w:r>
-        <w:t>Based on the selection made in Section 4.2.3, the CRM automatically surfaces the applicable form within the case:</w:t>
+        <w:t>Based on the member's responses captured in the Dispute Narrative, the Growth Team member selects in the CRM whether the member recognizes the transaction. The CRM then automatically surfaces the applicable form within the case:</w:t>
       </w:r>
     </w:p>
     <w:p>
@@ -6042,7 +6043,7 @@
               <w:rPr>
                 <w:b w:val="0"/>
               </w:rPr>
-              <w:t>System used to block/reissue the Visa Debit Card and set it to “HOT” status (Stage 1, Section 4.2.4) to be confirmed — believed to be DNA.</w:t>
+              <w:t>System used to locate the disputed transaction and confirm the network it occurred on (Stage 1, Sections 4.2.2 and 4.2.5) to be confirmed — believed to be DNA.</w:t>
             </w:r>
           </w:p>
         </w:tc>

--- a/Dispute Resolution/DRAFT - Visa Debit Dispute Management Procedure.docx
+++ b/Dispute Resolution/DRAFT - Visa Debit Dispute Management Procedure.docx
@@ -3554,7 +3554,7 @@
         <w:t>Dispute Narrative</w:t>
       </w:r>
       <w:r>
-        <w:t xml:space="preserve"> — using the open-text Dispute Narrative field, record notes on what the member is disputing. Based on what the member shares, also determine whether the transaction is recognized or unrecognized, in order to route the case to the correct team. Ask the member the following questions, in order:</w:t>
+        <w:t xml:space="preserve"> — using the open-text Dispute Narrative field, record notes on what the member is disputing. Based on what the member shares, also determine whether the transaction is recognized or unrecognized, in order to route the case to the correct team. The questions below are guidance only — not every question needs to be asked in every case; use judgment based on what the member shares.</w:t>
       </w:r>
     </w:p>
     <w:p>
@@ -3572,7 +3572,7 @@
         <w:t xml:space="preserve">Step 1 — Determine recognition: </w:t>
       </w:r>
       <w:r>
-        <w:t>ask the member:</w:t>
+        <w:t>ask the member the guidance questions below as needed to determine recognition. If the first question already gives a clear answer, the second question may not be necessary:</w:t>
       </w:r>
     </w:p>
     <w:p>
@@ -3616,7 +3616,7 @@
         </w:numPr>
       </w:pPr>
       <w:r>
-        <w:t>Ask: “Could this charge be part of a recurring subscription or membership you may have forgotten about?”</w:t>
+        <w:t>If needed, ask: “Could this charge be part of a recurring subscription or membership you may have forgotten about?”</w:t>
       </w:r>
     </w:p>
     <w:p>

--- a/Dispute Resolution/DRAFT - Visa Debit Dispute Management Procedure.docx
+++ b/Dispute Resolution/DRAFT - Visa Debit Dispute Management Procedure.docx
@@ -3554,7 +3554,7 @@
         <w:t>Dispute Narrative</w:t>
       </w:r>
       <w:r>
-        <w:t xml:space="preserve"> — using the open-text Dispute Narrative field, record notes on what the member is disputing. Based on what the member shares, also determine whether the transaction is recognized or unrecognized, in order to route the case to the correct team. The questions below are guidance only — not every question needs to be asked in every case; use judgment based on what the member shares.</w:t>
+        <w:t xml:space="preserve"> — using the open-text Dispute Narrative field, record notes on what the member is disputing, and determine whether the transaction is recognized or unrecognized in order to route the case to the correct team. See below guidance questions — not every question needs to be asked in every case; if the first question already gives a clear answer, the second question may not be necessary:</w:t>
       </w:r>
     </w:p>
     <w:p>
@@ -3565,80 +3565,7 @@
         </w:numPr>
       </w:pPr>
       <w:r>
-        <w:rPr>
-          <w:b/>
-          <w:i w:val="0"/>
-        </w:rPr>
-        <w:t xml:space="preserve">Step 1 — Determine recognition: </w:t>
-      </w:r>
-      <w:r>
-        <w:t>ask the member the guidance questions below as needed to determine recognition. If the first question already gives a clear answer, the second question may not be necessary:</w:t>
-      </w:r>
-    </w:p>
-    <w:p>
-      <w:pPr>
-        <w:numPr>
-          <w:ilvl w:val="2"/>
-          <w:numId w:val="24"/>
-        </w:numPr>
-      </w:pPr>
-      <w:r>
         <w:t>Ask: “Did you authorize this transaction? Do you recognize the merchant name, even if you don’t recall the specific purchase?”</w:t>
-      </w:r>
-    </w:p>
-    <w:p>
-      <w:pPr>
-        <w:numPr>
-          <w:ilvl w:val="2"/>
-          <w:numId w:val="24"/>
-        </w:numPr>
-      </w:pPr>
-      <w:r>
-        <w:t>Example answer: “No, I’ve never heard of this merchant.” — What it means: this indicates Fraud.</w:t>
-      </w:r>
-    </w:p>
-    <w:p>
-      <w:pPr>
-        <w:numPr>
-          <w:ilvl w:val="2"/>
-          <w:numId w:val="24"/>
-        </w:numPr>
-      </w:pPr>
-      <w:r>
-        <w:t>Example answer: “Yes, I recognize the merchant and I made that transaction.” — What it means: this indicates Non-Fraud.</w:t>
-      </w:r>
-    </w:p>
-    <w:p>
-      <w:pPr>
-        <w:numPr>
-          <w:ilvl w:val="2"/>
-          <w:numId w:val="24"/>
-        </w:numPr>
-      </w:pPr>
-      <w:r>
-        <w:t>If needed, ask: “Could this charge be part of a recurring subscription or membership you may have forgotten about?”</w:t>
-      </w:r>
-    </w:p>
-    <w:p>
-      <w:pPr>
-        <w:numPr>
-          <w:ilvl w:val="2"/>
-          <w:numId w:val="24"/>
-        </w:numPr>
-      </w:pPr>
-      <w:r>
-        <w:t>Example answer: “Oh, I think I signed up for a trial a few months ago.” — What it means: this indicates Non-Fraud (a forgotten subscription).</w:t>
-      </w:r>
-    </w:p>
-    <w:p>
-      <w:pPr>
-        <w:numPr>
-          <w:ilvl w:val="2"/>
-          <w:numId w:val="24"/>
-        </w:numPr>
-      </w:pPr>
-      <w:r>
-        <w:t>Example answer: “No, I don’t have any subscriptions with this merchant.” — What it means: this indicates Fraud (likely an unauthorized transaction).</w:t>
       </w:r>
     </w:p>
     <w:p>
@@ -3649,25 +3576,7 @@
         </w:numPr>
       </w:pPr>
       <w:r>
-        <w:rPr>
-          <w:b/>
-          <w:i w:val="0"/>
-        </w:rPr>
-        <w:t xml:space="preserve">Step 2 — Capture the reason for the dispute: </w:t>
-      </w:r>
-      <w:r>
-        <w:t>ask the member:</w:t>
-      </w:r>
-    </w:p>
-    <w:p>
-      <w:pPr>
-        <w:numPr>
-          <w:ilvl w:val="2"/>
-          <w:numId w:val="24"/>
-        </w:numPr>
-      </w:pPr>
-      <w:r>
-        <w:t>Ask: “Were the goods or services not received or not as described, or were you charged twice or the wrong amount?”</w:t>
+        <w:t>Example answer: “No, I’ve never heard of this merchant.” — What it means: this indicates Fraud.</w:t>
       </w:r>
     </w:p>
     <w:p>
@@ -3678,33 +3587,40 @@
         </w:numPr>
       </w:pPr>
       <w:r>
-        <w:rPr>
-          <w:b/>
-          <w:i w:val="0"/>
-        </w:rPr>
-        <w:t xml:space="preserve">Step 3 — Ask one additional context question, based on the Fraud/Non-Fraud determination from Step 1: </w:t>
+        <w:t>Example answer: “Yes, I recognize the merchant and I made that transaction.” — What it means: this indicates Non-Fraud.</w:t>
       </w:r>
     </w:p>
     <w:p>
       <w:pPr>
         <w:numPr>
-          <w:ilvl w:val="2"/>
+          <w:ilvl w:val="1"/>
           <w:numId w:val="24"/>
         </w:numPr>
       </w:pPr>
       <w:r>
-        <w:t>If Step 1 indicated Fraud, ask: “Is the card currently in your possession? Have you shared your PIN with anyone?”</w:t>
+        <w:t>If needed, ask: “Could this charge be part of a recurring subscription or membership you may have forgotten about?”</w:t>
       </w:r>
     </w:p>
     <w:p>
       <w:pPr>
         <w:numPr>
-          <w:ilvl w:val="2"/>
+          <w:ilvl w:val="1"/>
           <w:numId w:val="24"/>
         </w:numPr>
       </w:pPr>
       <w:r>
-        <w:t>If Step 1 indicated Non-Fraud, ask: “Have you contacted the merchant to try to resolve the issue? If so, what was their response?”</w:t>
+        <w:t>Example answer: “Oh, I think I signed up for a trial a few months ago.” — What it means: this indicates Non-Fraud (a forgotten subscription).</w:t>
+      </w:r>
+    </w:p>
+    <w:p>
+      <w:pPr>
+        <w:numPr>
+          <w:ilvl w:val="1"/>
+          <w:numId w:val="24"/>
+        </w:numPr>
+      </w:pPr>
+      <w:r>
+        <w:t>Example answer: “No, I don’t have any subscriptions with this merchant.” — What it means: this indicates Fraud (likely an unauthorized transaction).</w:t>
       </w:r>
     </w:p>
     <w:p>
@@ -3804,7 +3720,7 @@
         </w:numPr>
       </w:pPr>
       <w:r>
-        <w:t>Method of instruction</w:t>
+        <w:t>Method of instruction (e.g., Branch or phone)</w:t>
       </w:r>
     </w:p>
     <w:p>
@@ -3827,6 +3743,71 @@
       </w:pPr>
       <w:r>
         <w:t>Any other relevant details the member provided</w:t>
+      </w:r>
+    </w:p>
+    <w:p>
+      <w:pPr>
+        <w:numPr>
+          <w:ilvl w:val="0"/>
+          <w:numId w:val="24"/>
+        </w:numPr>
+      </w:pPr>
+      <w:r>
+        <w:rPr>
+          <w:b/>
+          <w:i w:val="0"/>
+        </w:rPr>
+        <w:t>Dispute narrative</w:t>
+      </w:r>
+      <w:r>
+        <w:t xml:space="preserve"> — see below guidance questions to ask the member:</w:t>
+      </w:r>
+    </w:p>
+    <w:p>
+      <w:pPr>
+        <w:numPr>
+          <w:ilvl w:val="1"/>
+          <w:numId w:val="24"/>
+        </w:numPr>
+      </w:pPr>
+      <w:r>
+        <w:rPr>
+          <w:b w:val="0"/>
+          <w:i/>
+        </w:rPr>
+        <w:t>Reason for the dispute</w:t>
+      </w:r>
+      <w:r>
+        <w:t xml:space="preserve"> — ask: “Were the goods or services not received or not as described, or were you charged twice or the wrong amount?”</w:t>
+      </w:r>
+    </w:p>
+    <w:p>
+      <w:pPr>
+        <w:numPr>
+          <w:ilvl w:val="1"/>
+          <w:numId w:val="24"/>
+        </w:numPr>
+      </w:pPr>
+      <w:r>
+        <w:rPr>
+          <w:b w:val="0"/>
+          <w:i/>
+        </w:rPr>
+        <w:t>Prior merchant contact</w:t>
+      </w:r>
+      <w:r>
+        <w:t xml:space="preserve"> — ask: “Have you contacted the merchant to try to resolve the issue? If so, what was their response?”</w:t>
+      </w:r>
+    </w:p>
+    <w:p>
+      <w:pPr>
+        <w:numPr>
+          <w:ilvl w:val="2"/>
+          <w:numId w:val="24"/>
+        </w:numPr>
+      </w:pPr>
+      <w:r>
+        <w:t>Example answer: “No, I haven’t reached out to them yet.” — Guidance: recommend that the member try contacting the merchant first, as it may resolve the issue faster — but this is a recommendation, not a requirement.</w:t>
       </w:r>
     </w:p>
     <w:p>

--- a/Dispute Resolution/DRAFT - Visa Debit Dispute Management Procedure.docx
+++ b/Dispute Resolution/DRAFT - Visa Debit Dispute Management Procedure.docx
@@ -3551,10 +3551,10 @@
           <w:b/>
           <w:i w:val="0"/>
         </w:rPr>
-        <w:t>Dispute Narrative</w:t>
-      </w:r>
-      <w:r>
-        <w:t xml:space="preserve"> — using the open-text Dispute Narrative field, record notes on what the member is disputing, and determine whether the transaction is recognized or unrecognized in order to route the case to the correct team. See below guidance questions — not every question needs to be asked in every case; if the first question already gives a clear answer, the second question may not be necessary:</w:t>
+        <w:t>Determine Recognition of Transaction</w:t>
+      </w:r>
+      <w:r>
+        <w:t xml:space="preserve"> — using the open-text Dispute Narrative field, determine whether the transaction is recognized or unrecognized, in order to route the case to the correct team. The questions below are guidance only — not every question needs to be asked in every case; use judgment based on what the member shares:</w:t>
       </w:r>
     </w:p>
     <w:p>
